--- a/docs/Приложение к техническому заданию программы для автоматизации отчётности по рабочим сменам.docx
+++ b/docs/Приложение к техническому заданию программы для автоматизации отчётности по рабочим сменам.docx
@@ -6,8 +6,6 @@
       <w:pPr>
         <w:pStyle w:val="Title"/>
       </w:pPr>
-      <w:bookmarkStart w:colFirst="0" w:colLast="0" w:name="_xrk5gy3nyac4" w:id="0"/>
-      <w:bookmarkEnd w:id="0"/>
       <w:r>
         <w:t xml:space="preserve">ТЕХНИЧЕСКОЕ ЗАДАНИЕ</w:t>
       </w:r>
@@ -16,8 +14,6 @@
       <w:pPr>
         <w:pStyle w:val="Subtitle"/>
       </w:pPr>
-      <w:bookmarkStart w:colFirst="0" w:colLast="0" w:name="_6pbdl93rrw9d" w:id="1"/>
-      <w:bookmarkEnd w:id="1"/>
       <w:r>
         <w:t xml:space="preserve">на разработку программного обеспечения</w:t>
       </w:r>
@@ -26,19 +22,14 @@
       <w:pPr>
         <w:pStyle w:val="Subtitle"/>
       </w:pPr>
-      <w:bookmarkStart w:colFirst="0" w:colLast="0" w:name="_1if6htdkr4r2" w:id="2"/>
-      <w:bookmarkEnd w:id="2"/>
       <w:r>
         <w:t xml:space="preserve">«Программа для автоматизации отчетности по рабочим сменам»</w:t>
       </w:r>
-      <w:r/>
     </w:p>
     <w:p>
       <w:pPr>
         <w:pStyle w:val="Heading1"/>
       </w:pPr>
-      <w:bookmarkStart w:colFirst="0" w:colLast="0" w:name="_61cr7muk00f1" w:id="3"/>
-      <w:bookmarkEnd w:id="3"/>
       <w:r>
         <w:t xml:space="preserve">1. ОБЩИЕ СВЕДЕНИЯ</w:t>
       </w:r>
@@ -47,20 +38,16 @@
       <w:pPr>
         <w:pStyle w:val="Heading2"/>
       </w:pPr>
-      <w:bookmarkStart w:colFirst="0" w:colLast="0" w:name="_p7rveptum1pp" w:id="4"/>
-      <w:bookmarkEnd w:id="4"/>
       <w:r>
         <w:t xml:space="preserve">1.1. Полное наименование системы</w:t>
       </w:r>
     </w:p>
     <w:p>
-      <w:pPr/>
       <w:r>
         <w:t xml:space="preserve">Полное наименование разрабатываемого программного обеспечения:</w:t>
       </w:r>
     </w:p>
     <w:p>
-      <w:pPr/>
       <w:r>
         <w:rPr>
           <w:b w:val="1"/>
@@ -73,7 +60,6 @@
       </w:r>
     </w:p>
     <w:p>
-      <w:pPr/>
       <w:r>
         <w:t xml:space="preserve">Краткое наименование системы — </w:t>
       </w:r>
@@ -92,14 +78,11 @@
       <w:pPr>
         <w:pStyle w:val="Heading2"/>
       </w:pPr>
-      <w:bookmarkStart w:colFirst="0" w:colLast="0" w:name="_nqrgsuritv5v" w:id="5"/>
-      <w:bookmarkEnd w:id="5"/>
       <w:r>
         <w:t xml:space="preserve">1.2. Основание для разработки</w:t>
       </w:r>
     </w:p>
     <w:p>
-      <w:pPr/>
       <w:r>
         <w:t xml:space="preserve">Основанием для разработки программного обеспечения является необходимость автоматизации процессов учета рабочих смен сотрудников, хранения сведений о выполненных работах и формирования отчетной документации.</w:t>
       </w:r>
@@ -108,14 +91,11 @@
       <w:pPr>
         <w:pStyle w:val="Heading2"/>
       </w:pPr>
-      <w:bookmarkStart w:colFirst="0" w:colLast="0" w:name="_bsjf4f35ke6o" w:id="6"/>
-      <w:bookmarkEnd w:id="6"/>
       <w:r>
         <w:t xml:space="preserve">1.3. Заказчик и разработчик</w:t>
       </w:r>
     </w:p>
     <w:p>
-      <w:pPr/>
       <w:r>
         <w:t xml:space="preserve">Заказчиком программного обеспечения является  </w:t>
       </w:r>
@@ -134,14 +114,11 @@
       <w:pPr>
         <w:pStyle w:val="Heading2"/>
       </w:pPr>
-      <w:bookmarkStart w:colFirst="0" w:colLast="0" w:name="_8cw6mpaa6xll" w:id="7"/>
-      <w:bookmarkEnd w:id="7"/>
       <w:r>
         <w:t xml:space="preserve">1.4. Плановые сроки выполнения работ</w:t>
       </w:r>
     </w:p>
     <w:p>
-      <w:pPr/>
       <w:r>
         <w:t xml:space="preserve">Сроки разработки, тестирования и ввода программного обеспечения в эксплуатацию до конца третьего семестра.</w:t>
       </w:r>
@@ -150,20 +127,16 @@
       <w:pPr>
         <w:pStyle w:val="Heading2"/>
       </w:pPr>
-      <w:bookmarkStart w:colFirst="0" w:colLast="0" w:name="_tp2lc3itm1sh" w:id="8"/>
-      <w:bookmarkEnd w:id="8"/>
       <w:r>
         <w:t xml:space="preserve">1.5. Порядок оформления и предъявления результатов</w:t>
       </w:r>
     </w:p>
     <w:p>
-      <w:pPr/>
       <w:r>
         <w:t xml:space="preserve">Результатом разработки является работоспособная программа, обеспечивающая автоматизацию учета рабочих смен и формирование отчетности.</w:t>
       </w:r>
     </w:p>
     <w:p>
-      <w:pPr/>
       <w:r>
         <w:t xml:space="preserve">В процессе разработки должны быть выполнены:</w:t>
       </w:r>
@@ -268,8 +241,6 @@
       <w:pPr>
         <w:pStyle w:val="Heading1"/>
       </w:pPr>
-      <w:bookmarkStart w:colFirst="0" w:colLast="0" w:name="_62581fgq65bx" w:id="16"/>
-      <w:bookmarkEnd w:id="16"/>
       <w:r>
         <w:t xml:space="preserve">2. НАЗНАЧЕНИЕ И ЦЕЛИ СОЗДАНИЯ СИСТЕМЫ</w:t>
       </w:r>
@@ -278,20 +249,16 @@
       <w:pPr>
         <w:pStyle w:val="Heading2"/>
       </w:pPr>
-      <w:bookmarkStart w:colFirst="0" w:colLast="0" w:name="_e5e7brd7qucy" w:id="17"/>
-      <w:bookmarkEnd w:id="17"/>
       <w:r>
         <w:t xml:space="preserve">2.1. Назначение системы</w:t>
       </w:r>
     </w:p>
     <w:p>
-      <w:pPr/>
       <w:r>
         <w:t xml:space="preserve">Программа предназначена для автоматизации процессов учета рабочих смен сотрудников, регистрации сведений о выполненной работе, хранения информации о сменах и формирования отчетной документации.</w:t>
       </w:r>
     </w:p>
     <w:p>
-      <w:pPr/>
       <w:r>
         <w:t xml:space="preserve">Программа должна обеспечивать централизованное хранение информации о рабочих сменах и предоставлять пользователю возможность оперативного получения необходимых сведений.</w:t>
       </w:r>
@@ -300,14 +267,11 @@
       <w:pPr>
         <w:pStyle w:val="Heading2"/>
       </w:pPr>
-      <w:bookmarkStart w:colFirst="0" w:colLast="0" w:name="_yxhb1p5h7tpg" w:id="18"/>
-      <w:bookmarkEnd w:id="18"/>
       <w:r>
         <w:t xml:space="preserve">2.2. Цели создания системы</w:t>
       </w:r>
     </w:p>
     <w:p>
-      <w:pPr/>
       <w:r>
         <w:t xml:space="preserve">Основными целями создания программы являются:</w:t>
       </w:r>
@@ -400,14 +364,11 @@
       <w:pPr>
         <w:pStyle w:val="Heading2"/>
       </w:pPr>
-      <w:bookmarkStart w:colFirst="0" w:colLast="0" w:name="_wkyqqnyo0khq" w:id="19"/>
-      <w:bookmarkEnd w:id="19"/>
       <w:r>
         <w:t xml:space="preserve">2.3. Задачи системы</w:t>
       </w:r>
     </w:p>
     <w:p>
-      <w:pPr/>
       <w:r>
         <w:t xml:space="preserve">Для достижения поставленных целей программа должна обеспечивать решение следующих задач:</w:t>
       </w:r>
@@ -524,8 +485,6 @@
       <w:pPr>
         <w:pStyle w:val="Heading1"/>
       </w:pPr>
-      <w:bookmarkStart w:colFirst="0" w:colLast="0" w:name="_4pd17uqtfgkv" w:id="20"/>
-      <w:bookmarkEnd w:id="20"/>
       <w:r>
         <w:t xml:space="preserve">3. ХАРАКТЕРИСТИКА ОБЪЕКТОВ АВТОМАТИЗАЦИИ</w:t>
       </w:r>
@@ -534,26 +493,21 @@
       <w:pPr>
         <w:pStyle w:val="Heading2"/>
       </w:pPr>
-      <w:bookmarkStart w:colFirst="0" w:colLast="0" w:name="_lm57adpa8qp9" w:id="21"/>
-      <w:bookmarkEnd w:id="21"/>
       <w:r>
         <w:t xml:space="preserve">3.1. Общая характеристика объекта автоматизации</w:t>
       </w:r>
     </w:p>
     <w:p>
-      <w:pPr/>
       <w:r>
         <w:t xml:space="preserve">Объектом автоматизации является процесс учета рабочих смен сотрудников и подготовки отчетности по результатам их работы.</w:t>
       </w:r>
     </w:p>
     <w:p>
-      <w:pPr/>
       <w:r>
         <w:t xml:space="preserve">До внедрения программного обеспечения часть операций может выполняться вручную с использованием бумажных документов или электронных таблиц. Такой способ ведения учета требует значительных временных затрат и может приводить к возникновению ошибок при переносе и обработке информации.</w:t>
       </w:r>
     </w:p>
     <w:p>
-      <w:pPr/>
       <w:r>
         <w:t xml:space="preserve">Разрабатываемая программа предназначена для автоматизации указанных операций.</w:t>
       </w:r>
@@ -562,14 +516,11 @@
       <w:pPr>
         <w:pStyle w:val="Heading2"/>
       </w:pPr>
-      <w:bookmarkStart w:colFirst="0" w:colLast="0" w:name="_1jo1zjk0xkrs" w:id="22"/>
-      <w:bookmarkEnd w:id="22"/>
       <w:r>
         <w:t xml:space="preserve">3.2. Автоматизируемые процессы</w:t>
       </w:r>
     </w:p>
     <w:p>
-      <w:pPr/>
       <w:r>
         <w:t xml:space="preserve">В рамках системы автоматизируются следующие процессы:</w:t>
       </w:r>
@@ -681,27 +632,21 @@
       <w:r>
         <w:t xml:space="preserve">формирование сводного отчета за выбранный период с расчетом итогового количества смен и общей продолжительности работы.</w:t>
       </w:r>
-      <w:r/>
     </w:p>
     <w:p>
       <w:pPr>
         <w:pStyle w:val="Heading2"/>
       </w:pPr>
-      <w:bookmarkStart w:colFirst="0" w:colLast="0" w:name="_3afdmvaj6pq3" w:id="23"/>
-      <w:bookmarkEnd w:id="23"/>
       <w:r>
         <w:t xml:space="preserve">3.3. Основные информационные объекты</w:t>
       </w:r>
-      <w:r/>
-    </w:p>
-    <w:p>
-      <w:pPr/>
+    </w:p>
+    <w:p>
       <w:r>
         <w:t xml:space="preserve">В системе должны использоваться следующие основные информационные объекты:</w:t>
       </w:r>
     </w:p>
     <w:p>
-      <w:pPr/>
       <w:r>
         <w:rPr>
           <w:b w:val="1"/>
@@ -714,7 +659,6 @@
       </w:r>
     </w:p>
     <w:p>
-      <w:pPr/>
       <w:r>
         <w:rPr>
           <w:b w:val="1"/>
@@ -727,7 +671,6 @@
       </w:r>
     </w:p>
     <w:p>
-      <w:pPr/>
       <w:r>
         <w:rPr>
           <w:b w:val="1"/>
@@ -740,7 +683,6 @@
       </w:r>
     </w:p>
     <w:p>
-      <w:pPr/>
       <w:r>
         <w:rPr>
           <w:b w:val="1"/>
@@ -754,106 +696,288 @@
     </w:p>
     <w:p>
       <w:pPr>
-        <w:pStyle w:val="Figure"/>
-      </w:pPr>
-      <w:r>
-        <w:drawing>
-          <wp:inline distB="0" distT="0" distL="0" distR="0">
-            <wp:extent cx="5939790" cy="2065600"/>
-            <wp:effectExtent b="0" l="0" r="0" t="0"/>
-            <wp:docPr id="1" name="image2.png"/>
-            <a:graphic>
-              <a:graphicData uri="http://schemas.openxmlformats.org/drawingml/2006/picture">
-                <pic:pic>
-                  <pic:nvPicPr>
-                    <pic:cNvPr id="0" name="image2.png"/>
-                    <pic:cNvPicPr preferRelativeResize="0"/>
-                  </pic:nvPicPr>
-                  <pic:blipFill>
-                    <a:blip r:embed="rId6"/>
-                    <a:srcRect b="0" l="0" r="0" t="0"/>
-                    <a:stretch>
-                      <a:fillRect/>
-                    </a:stretch>
-                  </pic:blipFill>
-                  <pic:spPr>
-                    <a:xfrm>
-                      <a:off x="0" y="0"/>
-                      <a:ext cx="5939790" cy="2065600"/>
-                    </a:xfrm>
-                    <a:prstGeom prst="rect"/>
-                    <a:ln/>
-                  </pic:spPr>
-                </pic:pic>
-              </a:graphicData>
-            </a:graphic>
-          </wp:inline>
-        </w:drawing>
-      </w:r>
-      <w:r/>
-    </w:p>
-    <w:p>
-      <w:pPr>
-        <w:pStyle w:val="Figure"/>
-      </w:pPr>
-      <w:r>
-        <w:rPr>
-          <w:b w:val="1"/>
-          <w:bCs w:val="1"/>
-        </w:rPr>
-        <w:drawing>
-          <wp:inline distB="0" distT="0" distL="0" distR="0">
-            <wp:extent cx="5939790" cy="1649941"/>
-            <wp:effectExtent b="0" l="0" r="0" t="0"/>
-            <wp:docPr id="2" name="image1.png"/>
-            <a:graphic>
-              <a:graphicData uri="http://schemas.openxmlformats.org/drawingml/2006/picture">
-                <pic:pic>
-                  <pic:nvPicPr>
-                    <pic:cNvPr id="0" name="image1.png"/>
-                    <pic:cNvPicPr preferRelativeResize="0"/>
-                  </pic:nvPicPr>
-                  <pic:blipFill>
-                    <a:blip r:embed="rId7"/>
-                    <a:srcRect b="0" l="0" r="0" t="0"/>
-                    <a:stretch>
-                      <a:fillRect/>
-                    </a:stretch>
-                  </pic:blipFill>
-                  <pic:spPr>
-                    <a:xfrm>
-                      <a:off x="0" y="0"/>
-                      <a:ext cx="5939790" cy="1649941"/>
-                    </a:xfrm>
-                    <a:prstGeom prst="rect"/>
-                    <a:ln/>
-                  </pic:spPr>
-                </pic:pic>
-              </a:graphicData>
-            </a:graphic>
-          </wp:inline>
-        </w:drawing>
-      </w:r>
-      <w:r/>
+        <w:pStyle w:val="Code"/>
+        <w:spacing w:before="240" w:line="240" w:lineRule="auto"/>
+      </w:pPr>
+      <w:r>
+        <w:t xml:space="preserve">C4Context</w:t>
+      </w:r>
+    </w:p>
+    <w:p>
+      <w:pPr>
+        <w:pStyle w:val="Code"/>
+      </w:pPr>
+      <w:r>
+        <w:t xml:space="preserve">    title C1 — контекст PAWS</w:t>
+      </w:r>
+    </w:p>
+    <w:p>
+      <w:pPr>
+        <w:pStyle w:val="Code"/>
+      </w:pPr>
+      <w:r>
+        <w:t xml:space="preserve">    Person(employee, "Сотрудник", "Вводит смены")</w:t>
+      </w:r>
+    </w:p>
+    <w:p>
+      <w:pPr>
+        <w:pStyle w:val="Code"/>
+      </w:pPr>
+      <w:r>
+        <w:t xml:space="preserve">    Person(manager, "Руководитель", "Смотрит отчёты")</w:t>
+      </w:r>
+    </w:p>
+    <w:p>
+      <w:pPr>
+        <w:pStyle w:val="Code"/>
+      </w:pPr>
+      <w:r>
+        <w:t xml:space="preserve">    System(paws, "PAWS", "Учёт рабочих смен и отчётность")</w:t>
+      </w:r>
+    </w:p>
+    <w:p>
+      <w:pPr>
+        <w:pStyle w:val="Code"/>
+      </w:pPr>
+      <w:r>
+        <w:t xml:space="preserve">    Rel(employee, paws, "Ведёт смены", "CLI")</w:t>
+      </w:r>
+    </w:p>
+    <w:p>
+      <w:pPr>
+        <w:pStyle w:val="Code"/>
+        <w:spacing w:after="240" w:line="240" w:lineRule="auto"/>
+      </w:pPr>
+      <w:r>
+        <w:t xml:space="preserve">    Rel(manager, paws, "Получает отчёты", "CLI")</w:t>
+      </w:r>
+    </w:p>
+    <w:p>
+      <w:pPr>
+        <w:pStyle w:val="Code"/>
+        <w:spacing w:before="240" w:line="240" w:lineRule="auto"/>
+      </w:pPr>
+      <w:r>
+        <w:t xml:space="preserve">C4Container</w:t>
+      </w:r>
+    </w:p>
+    <w:p>
+      <w:pPr>
+        <w:pStyle w:val="Code"/>
+      </w:pPr>
+      <w:r>
+        <w:t xml:space="preserve">    title C2 — контейнеры PAWS</w:t>
+      </w:r>
+    </w:p>
+    <w:p>
+      <w:pPr>
+        <w:pStyle w:val="Code"/>
+      </w:pPr>
+      <w:r>
+        <w:t xml:space="preserve">    Person(user, "Пользователь")</w:t>
+      </w:r>
+    </w:p>
+    <w:p>
+      <w:pPr>
+        <w:pStyle w:val="Code"/>
+      </w:pPr>
+      <w:r>
+        <w:t xml:space="preserve">    Container(cli, "CLI", "Python 3.13", "Меню, ввод, вывод")</w:t>
+      </w:r>
+    </w:p>
+    <w:p>
+      <w:pPr>
+        <w:pStyle w:val="Code"/>
+      </w:pPr>
+      <w:r>
+        <w:t xml:space="preserve">    Container(services, "Сервисы", "Python", "Смены, отчёты, доступ")</w:t>
+      </w:r>
+    </w:p>
+    <w:p>
+      <w:pPr>
+        <w:pStyle w:val="Code"/>
+      </w:pPr>
+      <w:r>
+        <w:t xml:space="preserve">    ContainerDb(storage, "Хранилище", "In-memory", "Сотрудники, смены, пользователи")</w:t>
+      </w:r>
+    </w:p>
+    <w:p>
+      <w:pPr>
+        <w:pStyle w:val="Code"/>
+      </w:pPr>
+      <w:r>
+        <w:t xml:space="preserve">    Rel(user, cli, "Работает", "stdin/stdout")</w:t>
+      </w:r>
+    </w:p>
+    <w:p>
+      <w:pPr>
+        <w:pStyle w:val="Code"/>
+      </w:pPr>
+      <w:r>
+        <w:t xml:space="preserve">    Rel(cli, services, "Вызывает", "Python API")</w:t>
+      </w:r>
+    </w:p>
+    <w:p>
+      <w:pPr>
+        <w:pStyle w:val="Code"/>
+        <w:spacing w:after="240" w:line="240" w:lineRule="auto"/>
+      </w:pPr>
+      <w:r>
+        <w:t xml:space="preserve">    Rel(services, storage, "Читает/пишет", "репозитории")</w:t>
+      </w:r>
+    </w:p>
+    <w:p>
+      <w:pPr>
+        <w:pStyle w:val="Code"/>
+        <w:spacing w:before="240" w:line="240" w:lineRule="auto"/>
+      </w:pPr>
+      <w:r>
+        <w:t xml:space="preserve">C4Component</w:t>
+      </w:r>
+    </w:p>
+    <w:p>
+      <w:pPr>
+        <w:pStyle w:val="Code"/>
+      </w:pPr>
+      <w:r>
+        <w:t xml:space="preserve">    title C3 — Компоненты контейнера "Сервисы"</w:t>
+      </w:r>
+    </w:p>
+    <w:p>
+      <w:pPr>
+        <w:pStyle w:val="Code"/>
+      </w:pPr>
+      <w:r>
+        <w:t xml:space="preserve">    Container_Boundary(services, "Сервисы") {</w:t>
+      </w:r>
+    </w:p>
+    <w:p>
+      <w:pPr>
+        <w:pStyle w:val="Code"/>
+      </w:pPr>
+      <w:r>
+        <w:t xml:space="preserve">        Component(app, "Сотрудники и смены", "app.py", "Бизнес-логика управления сотрудниками и рабочими сменами")</w:t>
+      </w:r>
+    </w:p>
+    <w:p>
+      <w:pPr>
+        <w:pStyle w:val="Code"/>
+      </w:pPr>
+      <w:r>
+        <w:t xml:space="preserve">        Component(auth, "Авторизация", "auth.py", "Управление ролями и проверка доступов (AuthManager)")</w:t>
+      </w:r>
+    </w:p>
+    <w:p>
+      <w:pPr>
+        <w:pStyle w:val="Code"/>
+      </w:pPr>
+      <w:r>
+        <w:t xml:space="preserve">        Component(report, "Отчёты", "report.py", "Сбор статистики и формирование структуры отчёта")</w:t>
+      </w:r>
+    </w:p>
+    <w:p>
+      <w:pPr>
+        <w:pStyle w:val="Code"/>
+      </w:pPr>
+      <w:r>
+        <w:t xml:space="preserve">        Component(export, "Экспорт", "export.py", "Выгрузка сформированного отчёта в файлы (TXT/CSV)")</w:t>
+      </w:r>
+    </w:p>
+    <w:p>
+      <w:pPr>
+        <w:pStyle w:val="Code"/>
+      </w:pPr>
+      <w:r>
+        <w:t xml:space="preserve">    }</w:t>
+      </w:r>
+    </w:p>
+    <w:p>
+      <w:pPr>
+        <w:pStyle w:val="Code"/>
+      </w:pPr>
+      <w:r>
+        <w:t xml:space="preserve">    Container(cli, "CLI", "Python", "Интерфейс командной строки (main.py, validation.py)")</w:t>
+      </w:r>
+    </w:p>
+    <w:p>
+      <w:pPr>
+        <w:pStyle w:val="Code"/>
+      </w:pPr>
+      <w:r>
+        <w:t xml:space="preserve">    ContainerDb(storage, "Хранилище", "In-memory", "Словари данных (db.py / репозитории)")</w:t>
+      </w:r>
+    </w:p>
+    <w:p>
+      <w:pPr>
+        <w:pStyle w:val="Code"/>
+      </w:pPr>
+      <w:r>
+        <w:t xml:space="preserve">    Rel(cli, auth, "Авторизует пользователя", "Вызов API")</w:t>
+      </w:r>
+    </w:p>
+    <w:p>
+      <w:pPr>
+        <w:pStyle w:val="Code"/>
+      </w:pPr>
+      <w:r>
+        <w:t xml:space="preserve">    Rel(cli, app, "Управляет данными", "Вызов API")</w:t>
+      </w:r>
+    </w:p>
+    <w:p>
+      <w:pPr>
+        <w:pStyle w:val="Code"/>
+      </w:pPr>
+      <w:r>
+        <w:t xml:space="preserve">    Rel(cli, report, "Запрашивает сборку отчёта", "Вызов API")</w:t>
+      </w:r>
+    </w:p>
+    <w:p>
+      <w:pPr>
+        <w:pStyle w:val="Code"/>
+      </w:pPr>
+      <w:r>
+        <w:t xml:space="preserve">    Rel(cli, export, "Сохраняет отчёт", "Вызов API")</w:t>
+      </w:r>
+    </w:p>
+    <w:p>
+      <w:pPr>
+        <w:pStyle w:val="Code"/>
+      </w:pPr>
+      <w:r>
+        <w:t xml:space="preserve">    Rel(auth, storage, "Читает/пишет", "CRUD пользователей")</w:t>
+      </w:r>
+    </w:p>
+    <w:p>
+      <w:pPr>
+        <w:pStyle w:val="Code"/>
+      </w:pPr>
+      <w:r>
+        <w:t xml:space="preserve">    Rel(app, storage, "Читает/пишет", "CRUD смен и сотрудников")</w:t>
+      </w:r>
+    </w:p>
+    <w:p>
+      <w:pPr>
+        <w:pStyle w:val="Code"/>
+        <w:spacing w:after="240" w:line="240" w:lineRule="auto"/>
+      </w:pPr>
+      <w:r>
+        <w:t xml:space="preserve">    Rel(report, storage, "Читает", "Запрос списка смен")</w:t>
+      </w:r>
     </w:p>
     <w:p>
       <w:pPr>
         <w:pStyle w:val="Heading2"/>
       </w:pPr>
-      <w:bookmarkStart w:colFirst="0" w:colLast="0" w:name="_cx1kajir3bfl" w:id="24"/>
-      <w:bookmarkEnd w:id="24"/>
       <w:r>
         <w:t xml:space="preserve">3.4. Пользователи системы</w:t>
       </w:r>
     </w:p>
     <w:p>
-      <w:pPr/>
       <w:r>
         <w:t xml:space="preserve">Основными пользователями программы являются сотрудники, ответственные за ведение учета рабочих смен и подготовку отчетной документации.</w:t>
       </w:r>
     </w:p>
     <w:p>
-      <w:pPr/>
       <w:r>
         <w:t xml:space="preserve">В зависимости от принятой организации работы могут предусматриваться следующие категории пользователей:</w:t>
       </w:r>
@@ -893,14 +1017,11 @@
       <w:r>
         <w:t xml:space="preserve">администратор — настройка и обслуживание программного обеспечения</w:t>
       </w:r>
-      <w:r/>
     </w:p>
     <w:p>
       <w:pPr>
         <w:pStyle w:val="Heading1"/>
       </w:pPr>
-      <w:bookmarkStart w:colFirst="0" w:colLast="0" w:name="_30b9lwi2jp9i" w:id="25"/>
-      <w:bookmarkEnd w:id="25"/>
       <w:r>
         <w:t xml:space="preserve">4. ТРЕБОВАНИЯ К ПРОГРАММЕ</w:t>
       </w:r>
@@ -909,39 +1030,31 @@
       <w:pPr>
         <w:pStyle w:val="Heading2"/>
       </w:pPr>
-      <w:bookmarkStart w:colFirst="0" w:colLast="0" w:name="_9brsno34wp9v" w:id="26"/>
-      <w:bookmarkEnd w:id="26"/>
       <w:r>
         <w:t xml:space="preserve">4.1. Общие требования</w:t>
       </w:r>
-      <w:r/>
-    </w:p>
-    <w:p>
-      <w:pPr/>
+    </w:p>
+    <w:p>
       <w:r>
         <w:t xml:space="preserve">Программное обеспечение должно быть разделено на функциональные модули, отвечающие за пользовательский интерфейс, обработку данных, работу с базой данных, формирование отчетов и управление доступом пользователей.</w:t>
       </w:r>
     </w:p>
     <w:p>
-      <w:pPr/>
       <w:r>
         <w:t xml:space="preserve">Взаимодействие пользователя с основными функциями программы должно осуществляться через графический пользовательский интерфейс.</w:t>
       </w:r>
     </w:p>
     <w:p>
-      <w:pPr/>
       <w:r>
         <w:t xml:space="preserve">Для выполнения штатных операций системы пользователь не должен непосредственно изменять содержимое базы данных, программный код или конфигурационные файлы.</w:t>
       </w:r>
     </w:p>
     <w:p>
-      <w:pPr/>
       <w:r>
         <w:t xml:space="preserve">Перед сохранением введенных пользователем данных система должна выполнять проверку обязательных полей и допустимости введенных значений.</w:t>
       </w:r>
     </w:p>
     <w:p>
-      <w:pPr/>
       <w:r>
         <w:t xml:space="preserve">Права доступа к функциям программы должны определяться ролью авторизованного пользователя.</w:t>
       </w:r>
@@ -950,14 +1063,11 @@
       <w:pPr>
         <w:pStyle w:val="Heading2"/>
       </w:pPr>
-      <w:bookmarkStart w:colFirst="0" w:colLast="0" w:name="_iv2x815uvbbo" w:id="27"/>
-      <w:bookmarkEnd w:id="27"/>
       <w:r>
         <w:t xml:space="preserve">4.2. Требования к функциональным характеристикам</w:t>
       </w:r>
     </w:p>
     <w:p>
-      <w:pPr/>
       <w:r>
         <w:t xml:space="preserve">Программа должна обеспечивать выполнение следующих функций:</w:t>
       </w:r>
@@ -966,20 +1076,16 @@
       <w:pPr>
         <w:pStyle w:val="Heading3"/>
       </w:pPr>
-      <w:bookmarkStart w:colFirst="0" w:colLast="0" w:name="_n77hgutt6s0a" w:id="28"/>
-      <w:bookmarkEnd w:id="28"/>
       <w:r>
         <w:t xml:space="preserve">4.2.1. Авторизация пользователей</w:t>
       </w:r>
     </w:p>
     <w:p>
-      <w:pPr/>
       <w:r>
         <w:t xml:space="preserve">Система должна обеспечивать идентификацию пользователя при входе в программу.</w:t>
       </w:r>
     </w:p>
     <w:p>
-      <w:pPr/>
       <w:r>
         <w:t xml:space="preserve">В зависимости от категории пользователя должны предоставляться соответствующие права доступа к функциям системы.</w:t>
       </w:r>
@@ -988,23 +1094,13 @@
       <w:pPr>
         <w:pStyle w:val="Heading3"/>
       </w:pPr>
-      <w:bookmarkStart w:colFirst="0" w:colLast="0" w:name="_jafuxrlqon30" w:id="29"/>
-      <w:bookmarkEnd w:id="29"/>
       <w:r>
         <w:t xml:space="preserve">4.2.2. Ведение данных о сотрудниках</w:t>
       </w:r>
-      <w:r/>
-    </w:p>
-    <w:p>
-      <w:pPr/>
-      <w:r>
-        <w:t xml:space="preserve">добавление </w:t>
-      </w:r>
-      <w:r>
-        <w:t xml:space="preserve">сведений о сотрудниках</w:t>
-      </w:r>
-      <w:r>
-        <w:t xml:space="preserve">:</w:t>
+    </w:p>
+    <w:p>
+      <w:r>
+        <w:t xml:space="preserve">добавление сведений о сотрудниках:</w:t>
       </w:r>
     </w:p>
     <w:p>
@@ -1131,15 +1227,11 @@
       <w:pPr>
         <w:pStyle w:val="Heading3"/>
       </w:pPr>
-      <w:bookmarkStart w:colFirst="0" w:colLast="0" w:name="_sdrda2jdwr3v" w:id="30"/>
-      <w:bookmarkEnd w:id="30"/>
       <w:r>
         <w:t xml:space="preserve">4.2.3. Учет рабочих смен</w:t>
       </w:r>
-      <w:r/>
-    </w:p>
-    <w:p>
-      <w:pPr/>
+    </w:p>
+    <w:p>
       <w:r>
         <w:t xml:space="preserve">Программа должна обеспечивать:</w:t>
       </w:r>
@@ -1253,7 +1345,6 @@
       </w:r>
     </w:p>
     <w:p>
-      <w:pPr/>
       <w:r>
         <w:t xml:space="preserve">При сохранении записи система должна проверять наличие обязательных данных и корректность временного интервала. Временная метка окончания смены должна быть позже временной метки начала смены.</w:t>
       </w:r>
@@ -1262,20 +1353,16 @@
       <w:pPr>
         <w:pStyle w:val="Heading3"/>
       </w:pPr>
-      <w:bookmarkStart w:colFirst="0" w:colLast="0" w:name="_vyyh2bhl9o16" w:id="31"/>
-      <w:bookmarkEnd w:id="31"/>
       <w:r>
         <w:t xml:space="preserve">4.2.4. Поиск и просмотр информации</w:t>
       </w:r>
     </w:p>
     <w:p>
-      <w:pPr/>
       <w:r>
         <w:t xml:space="preserve">Программа должна обеспечивать поиск рабочих смен по заданным параметрам.</w:t>
       </w:r>
     </w:p>
     <w:p>
-      <w:pPr/>
       <w:r>
         <w:t xml:space="preserve">Пользователь должен иметь возможность просматривать информацию за выбранный период, а также получать сведения по конкретному сотруднику.</w:t>
       </w:r>
@@ -1284,14 +1371,11 @@
       <w:pPr>
         <w:pStyle w:val="Heading3"/>
       </w:pPr>
-      <w:bookmarkStart w:colFirst="0" w:colLast="0" w:name="_hi0xlhokuczj" w:id="32"/>
-      <w:bookmarkEnd w:id="32"/>
       <w:r>
         <w:t xml:space="preserve">4.2.5. Формирование отчетности</w:t>
       </w:r>
     </w:p>
     <w:p>
-      <w:pPr/>
       <w:r>
         <w:t xml:space="preserve">Программа должна обеспечивать формирование двух типов отчетов:</w:t>
       </w:r>
@@ -1335,13 +1419,11 @@
       </w:r>
     </w:p>
     <w:p>
-      <w:pPr/>
       <w:r>
         <w:t xml:space="preserve">При формировании каждого типа отчета пользователь должен иметь возможность задать сотрудника или группу сотрудников.</w:t>
       </w:r>
     </w:p>
     <w:p>
-      <w:pPr/>
       <w:r>
         <w:t xml:space="preserve">Отчет должен содержать:</w:t>
       </w:r>
@@ -1407,36 +1489,29 @@
       </w:r>
     </w:p>
     <w:p>
-      <w:pPr/>
       <w:r>
         <w:t xml:space="preserve">Сводный отчет дополнительно должен содержать общее количество смен и суммарную продолжительность отработанного времени за выбранный период.</w:t>
       </w:r>
-      <w:r/>
     </w:p>
     <w:p>
       <w:pPr>
         <w:pStyle w:val="Heading3"/>
       </w:pPr>
-      <w:bookmarkStart w:colFirst="0" w:colLast="0" w:name="_4euieskzhtd4" w:id="33"/>
-      <w:bookmarkEnd w:id="33"/>
       <w:r>
         <w:t xml:space="preserve">4.2.6. Экспорт отчетов</w:t>
       </w:r>
     </w:p>
     <w:p>
-      <w:pPr/>
       <w:r>
         <w:t xml:space="preserve">Программа должна обеспечивать сохранение сформированных отчетов в электронном виде.</w:t>
       </w:r>
     </w:p>
     <w:p>
-      <w:pPr/>
       <w:r>
         <w:t xml:space="preserve">Отчет формируется автоматически на основании данных, содержащихся в базе данных, с учетом заданных пользователем параметров: типа отчета, временного периода и выбранного сотрудника или группы сотрудников.</w:t>
       </w:r>
     </w:p>
     <w:p>
-      <w:pPr/>
       <w:r>
         <w:t xml:space="preserve">Поддерживаемые форматы экспорта:</w:t>
       </w:r>
@@ -1480,7 +1555,6 @@
       </w:r>
     </w:p>
     <w:p>
-      <w:pPr/>
       <w:r>
         <w:t xml:space="preserve">Экспортируемый отчет должен содержать:</w:t>
       </w:r>
@@ -1594,48 +1668,34 @@
       </w:r>
     </w:p>
     <w:p>
-      <w:pPr/>
       <w:r>
         <w:t xml:space="preserve">После выполнения экспорта система должна создавать файл выбранного пользователем формата и уведомлять пользователя о результате операции.</w:t>
       </w:r>
-      <w:r/>
     </w:p>
     <w:p>
       <w:pPr>
         <w:pStyle w:val="Heading2"/>
       </w:pPr>
-      <w:bookmarkStart w:colFirst="0" w:colLast="0" w:name="_21osabyxe7y3" w:id="34"/>
-      <w:bookmarkEnd w:id="34"/>
       <w:r>
         <w:t xml:space="preserve">4.3. Требования к надежности</w:t>
       </w:r>
     </w:p>
     <w:p>
-      <w:pPr/>
       <w:r>
         <w:t xml:space="preserve">Программа должна обеспечивать устойчивую работу при штатной эксплуатации.</w:t>
       </w:r>
     </w:p>
     <w:p>
-      <w:pPr/>
-      <w:r>
-        <w:t xml:space="preserve">Не допускается неявная и несанкционированная п</w:t>
-      </w:r>
-      <w:r>
-        <w:t xml:space="preserve">отеря данных при ранее прописанных операциях</w:t>
-      </w:r>
-      <w:r>
-        <w:t xml:space="preserve"> </w:t>
-      </w:r>
-    </w:p>
-    <w:p>
-      <w:pPr/>
+      <w:r>
+        <w:t xml:space="preserve">Не допускается неявная и несанкционированная потеря данных при ранее прописанных операциях </w:t>
+      </w:r>
+    </w:p>
+    <w:p>
       <w:r>
         <w:t xml:space="preserve">При возникновении ошибок программа должна информировать пользователя о невозможности выполнения операции и, по возможности, предоставлять сведения о причине ошибки.</w:t>
       </w:r>
     </w:p>
     <w:p>
-      <w:pPr/>
       <w:r>
         <w:t xml:space="preserve">Должны быть предусмотрены средства резервного копирования данных.</w:t>
       </w:r>
@@ -1644,26 +1704,21 @@
       <w:pPr>
         <w:pStyle w:val="Heading2"/>
       </w:pPr>
-      <w:bookmarkStart w:colFirst="0" w:colLast="0" w:name="_t7at7t6riz57" w:id="35"/>
-      <w:bookmarkEnd w:id="35"/>
       <w:r>
         <w:t xml:space="preserve">4.4. Требования к информационной безопасности</w:t>
       </w:r>
     </w:p>
     <w:p>
-      <w:pPr/>
       <w:r>
         <w:t xml:space="preserve">Доступ к функциям программы должен осуществляться в соответствии с установленными правами пользователей.</w:t>
       </w:r>
     </w:p>
     <w:p>
-      <w:pPr/>
       <w:r>
         <w:t xml:space="preserve">Должна быть обеспечена защита данных от несанкционированного изменения и удаления.</w:t>
       </w:r>
     </w:p>
     <w:p>
-      <w:pPr/>
       <w:r>
         <w:t xml:space="preserve">Пароли и иные данные, используемые для авторизации, не должны предоставляться пользователям, не имеющим соответствующих прав доступа.</w:t>
       </w:r>
@@ -1672,14 +1727,11 @@
       <w:pPr>
         <w:pStyle w:val="Heading2"/>
       </w:pPr>
-      <w:bookmarkStart w:colFirst="0" w:colLast="0" w:name="_en7as4m9uaxi" w:id="36"/>
-      <w:bookmarkEnd w:id="36"/>
       <w:r>
         <w:t xml:space="preserve">4.5. Требования к пользовательскому интерфейсу</w:t>
       </w:r>
     </w:p>
     <w:p>
-      <w:pPr/>
       <w:r>
         <w:t xml:space="preserve">Пользовательский интерфейс программы должен удовлетворять следующим требованиям:</w:t>
       </w:r>
@@ -1741,12 +1793,8 @@
         </w:numPr>
       </w:pPr>
       <w:r>
-        <w:t xml:space="preserve">обязательные для заполнения поля должны иметь </w:t>
-      </w:r>
-      <w:r>
-        <w:t xml:space="preserve">визуальное обозначение(Выделеный текст с надписью: “Обязательно заполнить”);</w:t>
-      </w:r>
-      <w:r/>
+        <w:t xml:space="preserve">обязательные для заполнения поля должны иметь визуальное обозначение(Выделеный текст с надписью: “Обязательно заполнить”);</w:t>
+      </w:r>
     </w:p>
     <w:p>
       <w:pPr>
@@ -1819,34 +1867,23 @@
       <w:r>
         <w:t xml:space="preserve">недоступные пользователю в соответствии с его ролью операции не должны отображаться либо должны быть недоступны для выполнения.</w:t>
       </w:r>
-      <w:r/>
     </w:p>
     <w:p>
       <w:pPr>
         <w:pStyle w:val="Heading2"/>
       </w:pPr>
-      <w:bookmarkStart w:colFirst="0" w:colLast="0" w:name="_m37ea8vo4gs5" w:id="37"/>
-      <w:bookmarkEnd w:id="37"/>
       <w:r>
         <w:t xml:space="preserve">4.6. Требования к условиям эксплуатации</w:t>
       </w:r>
     </w:p>
     <w:p>
-      <w:pPr/>
       <w:r>
         <w:t xml:space="preserve">Программа должна функционировать в стандартном режиме эксплуатации на рабочих местах пользователей.</w:t>
       </w:r>
     </w:p>
     <w:p>
-      <w:pPr/>
-      <w:r>
-        <w:t xml:space="preserve">Рабочее место пользователя должно быть оснащено персональным компьютером, соответствующим </w:t>
-      </w:r>
-      <w:r>
-        <w:t xml:space="preserve">минимальным требованиям</w:t>
-      </w:r>
-      <w:r>
-        <w:t xml:space="preserve"> используемой программной платформы(</w:t>
+      <w:r>
+        <w:t xml:space="preserve">Рабочее место пользователя должно быть оснащено персональным компьютером, соответствующим минимальным требованиям используемой программной платформы(</w:t>
       </w:r>
     </w:p>
     <w:p>
@@ -2012,7 +2049,6 @@
       </w:r>
     </w:p>
     <w:p>
-      <w:pPr/>
       <w:r>
         <w:t xml:space="preserve">Эксплуатация программы должна осуществляться в соответствии с руководством пользователя и установленным порядком работы с информационной системой.</w:t>
       </w:r>
@@ -2029,14 +2065,11 @@
       <w:pPr>
         <w:pStyle w:val="Heading2"/>
       </w:pPr>
-      <w:bookmarkStart w:colFirst="0" w:colLast="0" w:name="_17npo7x22xpl" w:id="38"/>
-      <w:bookmarkEnd w:id="38"/>
       <w:r>
         <w:t xml:space="preserve">5.1. Разработка программного обеспечения</w:t>
       </w:r>
     </w:p>
     <w:p>
-      <w:pPr/>
       <w:r>
         <w:t xml:space="preserve">В рамках разработки программы должны быть выполнены следующие работы:</w:t>
       </w:r>
@@ -2273,26 +2306,21 @@
       <w:pPr>
         <w:pStyle w:val="Heading2"/>
       </w:pPr>
-      <w:bookmarkStart w:colFirst="0" w:colLast="0" w:name="_b0aeragr0kfb" w:id="39"/>
-      <w:bookmarkEnd w:id="39"/>
       <w:r>
         <w:t xml:space="preserve">5.2. Разработка базы данных</w:t>
       </w:r>
     </w:p>
     <w:p>
-      <w:pPr/>
       <w:r>
         <w:t xml:space="preserve">В рамках разработки базы данных должны быть определены основные информационные объекты системы.</w:t>
       </w:r>
     </w:p>
     <w:p>
-      <w:pPr/>
       <w:r>
         <w:t xml:space="preserve">В базе данных программы должны храниться следующие сведения:</w:t>
       </w:r>
     </w:p>
     <w:p>
-      <w:pPr/>
       <w:r>
         <w:rPr>
           <w:b w:val="1"/>
@@ -2302,7 +2330,6 @@
       </w:r>
     </w:p>
     <w:p>
-      <w:pPr/>
       <w:r>
         <w:t xml:space="preserve">База данных должна содержать информацию о сотрудниках, работающих в организации и участвующих в учёте рабочих смен. Для каждого сотрудника должны храниться следующие данные:</w:t>
       </w:r>
@@ -2392,13 +2419,11 @@
       </w:r>
     </w:p>
     <w:p>
-      <w:pPr/>
       <w:r>
         <w:t xml:space="preserve">Каждому сотруднику должен присваиваться уникальный идентификатор, позволяющий однозначно связывать сведения о нём с данными о рабочих сменах и выполненных работах. Система должна обеспечивать возможность добавления, просмотра, редактирования, поиска и деактивации записей о сотрудниках. При деактивации сотрудника ранее сохранённые сведения о его рабочих сменах и выполненных работах должны оставаться доступными для просмотра и формирования отчётов.</w:t>
       </w:r>
     </w:p>
     <w:p>
-      <w:pPr/>
       <w:r>
         <w:rPr>
           <w:b w:val="1"/>
@@ -2408,7 +2433,6 @@
       </w:r>
     </w:p>
     <w:p>
-      <w:pPr/>
       <w:r>
         <w:t xml:space="preserve">База данных должна содержать сведения о рабочих сменах сотрудников, необходимые для учёта рабочего времени и формирования отчётности. Для каждой рабочей смены должны храниться следующие данные:</w:t>
       </w:r>
@@ -2510,13 +2534,11 @@
       </w:r>
     </w:p>
     <w:p>
-      <w:pPr/>
       <w:r>
         <w:t xml:space="preserve">Каждая рабочая смена должна быть связана с конкретным сотрудником. Система должна обеспечивать создание, просмотр, редактирование и поиск записей о сменах, в том числе по сотруднику и выбранному периоду. При сохранении данных должна выполняться проверка корректности временных значений: время окончания смены должно быть позднее времени её начала. Продолжительность смены должна рассчитываться автоматически на основании сохранённых временных отметок.</w:t>
       </w:r>
     </w:p>
     <w:p>
-      <w:pPr/>
       <w:r>
         <w:rPr>
           <w:b w:val="1"/>
@@ -2526,7 +2548,6 @@
       </w:r>
     </w:p>
     <w:p>
-      <w:pPr/>
       <w:r>
         <w:t xml:space="preserve">База данных должна содержать информацию о работах, выполненных сотрудниками в рамках рабочих смен. Для каждой выполненной работы должны храниться следующие данные:</w:t>
       </w:r>
@@ -2592,13 +2613,11 @@
       </w:r>
     </w:p>
     <w:p>
-      <w:pPr/>
       <w:r>
         <w:t xml:space="preserve">Каждая запись о выполненной работе должна быть связана с соответствующей рабочей сменой. Это позволит определить, какой сотрудник выполнил работу, поскольку смена связана с конкретным сотрудником. Система должна обеспечивать добавление, просмотр, редактирование и удаление записей о выполненных работах в соответствии с правами доступа пользователя. Сведения о выполненных работах должны использоваться при формировании ежедневных и сводных отчётов.</w:t>
       </w:r>
     </w:p>
     <w:p>
-      <w:pPr/>
       <w:r>
         <w:rPr>
           <w:b w:val="1"/>
@@ -2608,7 +2627,6 @@
       </w:r>
     </w:p>
     <w:p>
-      <w:pPr/>
       <w:r>
         <w:t xml:space="preserve">База данных должна обеспечивать хранение сведений о сформированных отчётах, необходимых для учёта результатов работы программы и повторного получения отчётной информации. Для каждого сформированного отчёта должны храниться следующие данные:</w:t>
       </w:r>
@@ -2710,19 +2728,16 @@
       </w:r>
     </w:p>
     <w:p>
-      <w:pPr/>
       <w:r>
         <w:t xml:space="preserve">Ежедневный отчёт должен формироваться за выбранную календарную дату, а сводный отчёт — за указанный пользователем период. Сформированные отчёты должны содержать сведения о рабочих сменах, продолжительности работы и выполненных работах в соответствии с выбранным типом отчёта. При необходимости пользователь должен иметь возможность повторно сформировать отчёт с теми же параметрами.</w:t>
       </w:r>
     </w:p>
     <w:p>
-      <w:pPr/>
       <w:r>
         <w:t xml:space="preserve">Хранение сведений о сформированных отчётах не означает обязательного сохранения полного содержимого каждого отчёта непосредственно в базе данных. Конкретный способ хранения — сохранение параметров формирования, файла отчёта или обоих вариантов — определяется реализацией программы.</w:t>
       </w:r>
     </w:p>
     <w:p>
-      <w:pPr/>
       <w:r>
         <w:rPr>
           <w:b w:val="1"/>
@@ -2732,7 +2747,6 @@
       </w:r>
     </w:p>
     <w:p>
-      <w:pPr/>
       <w:r>
         <w:t xml:space="preserve">База данных должна содержать параметры и настройки, необходимые для корректной работы программы и обеспечения единообразия её функционирования. К ним могут относиться:</w:t>
       </w:r>
@@ -2810,19 +2824,16 @@
       </w:r>
     </w:p>
     <w:p>
-      <w:pPr/>
       <w:r>
         <w:t xml:space="preserve">Система должна обеспечивать хранение и использование настроек в соответствии с их назначением. Изменение параметров, влияющих на работу программы, должно быть доступно только пользователям, обладающим соответствующими правами. Некорректные значения настроек не должны приводить к нарушению целостности данных или невозможности выполнения основных функций программы.</w:t>
       </w:r>
     </w:p>
     <w:p>
-      <w:pPr/>
       <w:r>
         <w:t xml:space="preserve">Доступ к параметрам и настройкам должен осуществляться через предусмотренный пользовательский интерфейс. Обычные пользователи не должны иметь необходимости напрямую изменять содержимое базы данных для настройки программы.</w:t>
       </w:r>
     </w:p>
     <w:p>
-      <w:pPr/>
       <w:r>
         <w:rPr>
           <w:b w:val="1"/>
@@ -2832,13 +2843,11 @@
       </w:r>
     </w:p>
     <w:p>
-      <w:pPr/>
       <w:r>
         <w:t xml:space="preserve">Все сведения должны храниться в структурированном виде с обеспечением связей между соответствующими информационными объектами. Записи о рабочих сменах должны ссылаться на сотрудников, а записи о выполненных работах — на рабочие смены. Для основных объектов должны использоваться уникальные идентификаторы, обеспечивающие однозначное определение каждой записи.</w:t>
       </w:r>
     </w:p>
     <w:p>
-      <w:pPr/>
       <w:r>
         <w:t xml:space="preserve">Программа должна обеспечивать проверку корректности вводимых данных, сохранение целостности связей между записями, защиту информации от несанкционированного изменения и удаления, а также возможность резервного копирования и восстановления данных в соответствии с предусмотренными требованиями надёжности.</w:t>
       </w:r>
@@ -2852,13 +2861,11 @@
       </w:r>
     </w:p>
     <w:p>
-      <w:pPr/>
       <w:r>
         <w:t xml:space="preserve">Пользовательский интерфейс должен разрабатываться с учетом требований раздела 4.5 настоящего технического задания.</w:t>
       </w:r>
     </w:p>
     <w:p>
-      <w:pPr/>
       <w:r>
         <w:t xml:space="preserve">Основными разделами программы должны являться:</w:t>
       </w:r>
@@ -2939,14 +2946,11 @@
       <w:pPr>
         <w:pStyle w:val="Heading2"/>
       </w:pPr>
-      <w:bookmarkStart w:colFirst="0" w:colLast="0" w:name="_is2x271h82b" w:id="40"/>
-      <w:bookmarkEnd w:id="40"/>
       <w:r>
         <w:t xml:space="preserve">5.4. Разработка подсистемы отчетности</w:t>
       </w:r>
     </w:p>
     <w:p>
-      <w:pPr/>
       <w:r>
         <w:t xml:space="preserve">Подсистема отчетности должна обеспечивать формирование:</w:t>
       </w:r>
@@ -2976,7 +2980,6 @@
       </w:r>
     </w:p>
     <w:p>
-      <w:pPr/>
       <w:r>
         <w:t xml:space="preserve">При формировании отчета должны учитываться выбранные пользователем:</w:t>
       </w:r>
@@ -2994,17 +2997,14 @@
       </w:r>
     </w:p>
     <w:p>
-      <w:pPr/>
       <w:r>
         <w:t xml:space="preserve">1. Ежедневный отчёт — формируется за выбранную календарную дату. Содержит сведения о сотрудниках, рабочих сменах, времени начала и окончания каждой смены, продолжительности работы и выполненных работах.</w:t>
       </w:r>
     </w:p>
     <w:p>
-      <w:pPr/>
       <w:r>
         <w:t xml:space="preserve">2. Сводный отчёт за выбранный период — формируется за указанный временной интервал. Содержит сведения о рабочих сменах за этот период, а также итоговые показатели: общее количество смен и суммарную продолжительность отработанного времени.</w:t>
       </w:r>
-      <w:r/>
     </w:p>
     <w:p>
       <w:pPr>
@@ -3031,7 +3031,6 @@
       </w:r>
     </w:p>
     <w:p>
-      <w:pPr/>
       <w:r>
         <w:t xml:space="preserve">Отчеты должны формироваться автоматически на основании данных, содержащихся в базе данных.</w:t>
       </w:r>
@@ -3040,8 +3039,6 @@
       <w:pPr>
         <w:pStyle w:val="Heading1"/>
       </w:pPr>
-      <w:bookmarkStart w:colFirst="0" w:colLast="0" w:name="_71aa1qr9vg16" w:id="41"/>
-      <w:bookmarkEnd w:id="41"/>
       <w:r>
         <w:t xml:space="preserve">6. СОСТАВ И СОДЕРЖАНИЕ РАБОТ ПО РАЗВЕРТЫВАНИЮ</w:t>
       </w:r>
@@ -3050,14 +3047,11 @@
       <w:pPr>
         <w:pStyle w:val="Heading2"/>
       </w:pPr>
-      <w:bookmarkStart w:colFirst="0" w:colLast="0" w:name="_d1botozf9hej" w:id="42"/>
-      <w:bookmarkEnd w:id="42"/>
       <w:r>
         <w:t xml:space="preserve">6.1. Требования к установке программы</w:t>
       </w:r>
     </w:p>
     <w:p>
-      <w:pPr/>
       <w:r>
         <w:t xml:space="preserve">Развертывание программы должно включать:</w:t>
       </w:r>
@@ -3147,35 +3141,98 @@
       </w:r>
     </w:p>
     <w:p>
-      <w:pPr/>
       <w:r>
         <w:t xml:space="preserve">Развертывание должно выполняться в соответствии с эксплуатационной документацией</w:t>
       </w:r>
     </w:p>
     <w:p>
-      <w:pPr/>
-      <w:r>
-        <w:t xml:space="preserve">После установки специалист должен открыть адрес веб-приложения в браузере и убедиться, что отображается страница авторизации. Затем необходимо выполнить вход тестовой учетной записью, проверить создание тестовой записи сотрудника и смены, сформировать тестовый отчет и удалить либо деактивировать тестовые данные в соответствии с правилами эксплуатации.</w:t>
-      </w:r>
-    </w:p>
-    <w:p>
-      <w:pPr/>
+      <w:r>
+        <w:t xml:space="preserve">После установки специалист должен открыть адрес веб-приложения в браузере и убедиться, что отображается страница авторизации. Затем необходимо выполнить вход тестовой учетной записью, проверить создание тестовой записи сотрудника и смены, сформировать тестовый отчет и удалить либо деактивировать тестовые данные в соответствии с правилами эксплуатации</w:t>
+      </w:r>
+    </w:p>
+    <w:p>
       <w:r>
         <w:t xml:space="preserve">Для веб-развертывания доступность приложения следует проверять запросом к главной странице и проверочному адресу /health. Код HTTP 200 означает, что соответствующий запрос обработан успешно; код 301/302 указывает на перенаправление; коды 401/403 — на отсутствие авторизации или прав; код 404 — на отсутствие запрошенного маршрута; коды 500/503 — на внутреннюю ошибку сервера или временную недоступность сервиса. Сам по себе HTTP 200 для главной страницы не подтверждает корректность всех функций, поэтому дополнительно проверяются авторизация, доступ к базе данных и основные пользовательские сценарии.</w:t>
       </w:r>
     </w:p>
     <w:p>
+      <w:r>
+        <w:rPr>
+          <w:b w:val="1"/>
+          <w:bCs w:val="1"/>
+        </w:rPr>
+        <w:t xml:space="preserve">Способ запуска приложения:</w:t>
+      </w:r>
+      <w:r>
+        <w:t xml:space="preserve"> Для запуска текущего CLI-прототипа необходимо выполнить следующие команды:</w:t>
+      </w:r>
+    </w:p>
+    <w:p>
+      <w:pPr>
+        <w:pStyle w:val="Code"/>
+        <w:spacing w:before="240" w:line="240" w:lineRule="auto"/>
+      </w:pPr>
+      <w:r>
+        <w:t xml:space="preserve">Bash</w:t>
+      </w:r>
+    </w:p>
+    <w:p>
+      <w:pPr>
+        <w:pStyle w:val="Code"/>
+        <w:spacing w:after="240" w:line="240" w:lineRule="auto"/>
+      </w:pPr>
+      <w:r>
+        <w:t xml:space="preserve">uv sync </w:t>
+      </w:r>
+    </w:p>
+    <w:p>
+      <w:r>
+        <w:t xml:space="preserve">В случае развертывания веб-приложения запуск осуществляется с помощью Docker:</w:t>
+      </w:r>
+    </w:p>
+    <w:p>
+      <w:pPr>
+        <w:pStyle w:val="Code"/>
+        <w:spacing w:before="240" w:line="240" w:lineRule="auto"/>
+      </w:pPr>
+      <w:r>
+        <w:t xml:space="preserve">Bash</w:t>
+      </w:r>
+    </w:p>
+    <w:p>
+      <w:pPr>
+        <w:pStyle w:val="Code"/>
+      </w:pPr>
+      <w:r>
+        <w:t xml:space="preserve">docker compose up --build -d</w:t>
+      </w:r>
+    </w:p>
+    <w:p>
+      <w:pPr>
+        <w:pStyle w:val="Code"/>
+      </w:pPr>
+      <w:r>
+        <w:t xml:space="preserve">docker compose ps</w:t>
+      </w:r>
+    </w:p>
+    <w:p>
+      <w:pPr>
+        <w:pStyle w:val="Code"/>
+        <w:spacing w:after="240" w:line="240" w:lineRule="auto"/>
+      </w:pPr>
+      <w:r>
+        <w:t xml:space="preserve">uv run paws </w:t>
+      </w:r>
+    </w:p>
+    <w:p>
       <w:pPr>
         <w:pStyle w:val="Heading2"/>
       </w:pPr>
-      <w:bookmarkStart w:colFirst="0" w:colLast="0" w:name="_1y0u5gcst6zw" w:id="43"/>
-      <w:bookmarkEnd w:id="43"/>
       <w:r>
         <w:t xml:space="preserve">6.2. Настройка программы</w:t>
       </w:r>
     </w:p>
     <w:p>
-      <w:pPr/>
       <w:r>
         <w:t xml:space="preserve">После установки должны быть выполнены:</w:t>
       </w:r>
@@ -3253,31 +3310,26 @@
       </w:r>
     </w:p>
     <w:p>
-      <w:pPr/>
       <w:r>
         <w:t xml:space="preserve">Параметры подключения к базе данных должны включать адрес сервера, порт при необходимости, имя базы данных и учетные данные приложения. Пароли и ключи доступа должны храниться в защищенной конфигурации или переменных окружения и не должны попадать в исходный код, журналы или пользовательский интерфейс.</w:t>
       </w:r>
     </w:p>
     <w:p>
-      <w:pPr/>
       <w:r>
         <w:t xml:space="preserve">Для резервного копирования должны быть определены периодичность, место хранения копий, срок хранения и ответственный за контроль выполнения. После настройки необходимо выполнить пробное резервное копирование и тестовое восстановление на отдельной среде.</w:t>
       </w:r>
     </w:p>
     <w:p>
-      <w:pPr/>
       <w:r>
         <w:t xml:space="preserve">Для каждой роли должны быть назначены только необходимые права. После настройки следует проверить доступ под учетными записями сотрудника, руководителя и администратора: сотрудник работает с разрешенными ему сменами, руководитель просматривает сведения и формирует отчеты, администратор управляет учетными записями и настройками.</w:t>
       </w:r>
     </w:p>
     <w:p>
-      <w:pPr/>
       <w:r>
         <w:t xml:space="preserve">По завершении настройки следует проверить журналирование ошибок, корректность системного времени, доступность приложения по заданному адресу и работу HTTPS, если оно используется. Результаты первичной проверки должны быть зафиксированы в чек-листе развертывания.</w:t>
       </w:r>
     </w:p>
     <w:p>
-      <w:pPr/>
       <w:r>
         <w:t xml:space="preserve">Результатом развертывания должна являться готовая к эксплуатации программа.</w:t>
       </w:r>
@@ -3286,8 +3338,6 @@
       <w:pPr>
         <w:pStyle w:val="Heading1"/>
       </w:pPr>
-      <w:bookmarkStart w:colFirst="0" w:colLast="0" w:name="_5tsnrzsa58lu" w:id="46"/>
-      <w:bookmarkEnd w:id="46"/>
       <w:r>
         <w:t xml:space="preserve">7. ПОРЯДОК КОНТРОЛЯ И ПРИЕМКИ</w:t>
       </w:r>
@@ -3296,20 +3346,16 @@
       <w:pPr>
         <w:pStyle w:val="Heading2"/>
       </w:pPr>
-      <w:bookmarkStart w:colFirst="0" w:colLast="0" w:name="_3m4vlf88zlmw" w:id="47"/>
-      <w:bookmarkEnd w:id="47"/>
       <w:r>
         <w:t xml:space="preserve">7.1. Общие положения</w:t>
       </w:r>
     </w:p>
     <w:p>
-      <w:pPr/>
       <w:r>
         <w:t xml:space="preserve">Контроль качества программного обеспечения должен осуществляться на всех этапах разработки.</w:t>
       </w:r>
     </w:p>
     <w:p>
-      <w:pPr/>
       <w:r>
         <w:t xml:space="preserve">Проверке подлежат:</w:t>
       </w:r>
@@ -3397,44 +3443,323 @@
       <w:r>
         <w:t xml:space="preserve">соблюдение требований безопасности.</w:t>
       </w:r>
-      <w:r/>
-    </w:p>
-    <w:p>
-      <w:pPr/>
+    </w:p>
+    <w:p>
       <w:r>
         <w:t xml:space="preserve">Для веб-версии дополнительно проверяется доступность приложения по сетевому адресу. Проверяющий должен убедиться, что главная страница возвращает ожидаемый HTTP-ответ, маршрут /health при штатной работе возвращает HTTP 200 OK, а при обращении к закрытым разделам без входа система перенаправляет пользователя на авторизацию либо возвращает HTTP 401 Unauthorized или 403 Forbidden в зависимости от принятой схемы доступа.</w:t>
       </w:r>
     </w:p>
     <w:p>
-      <w:pPr/>
       <w:r>
         <w:t xml:space="preserve">При обращении к несуществующему адресу должен возвращаться HTTP 404 Not Found. При искусственно смоделированной внутренней ошибке сервер не должен показывать пользователю трассировку, пароли или конфигурационные данные; допускается общее сообщение об ошибке, а подробности должны фиксироваться в защищенном журнале. Если сервис временно недоступен, может использоваться HTTP 503 Service Unavailable.</w:t>
       </w:r>
     </w:p>
     <w:p>
-      <w:pPr/>
       <w:r>
         <w:t xml:space="preserve">HTTP-коды проверяются вместе с фактическим результатом операции. Например, успешный код ответа не заменяет проверку того, что запись действительно сохранена в базе данных, а ошибка запроса не должна приводить к частичному или повторному сохранению данных.</w:t>
       </w:r>
     </w:p>
     <w:p>
       <w:pPr>
+        <w:keepNext/>
+        <w:spacing w:before="240"/>
+      </w:pPr>
+      <w:r>
+        <w:rPr>
+          <w:b w:val="1"/>
+          <w:bCs w:val="1"/>
+        </w:rPr>
+        <w:t xml:space="preserve">Таблица проверок штатного и внештатного поведения системы</w:t>
+      </w:r>
+    </w:p>
+    <w:tbl>
+      <w:tblPr>
+        <w:tblStyle w:val="TableGrid"/>
+        <w:tblW w:w="9354" w:type="dxa"/>
+        <w:jc w:val="center"/>
+        <w:tblLayout w:type="fixed"/>
+        <w:tblCellMar>
+          <w:top w:w="40" w:type="dxa"/>
+          <w:left w:w="100" w:type="dxa"/>
+          <w:bottom w:w="40" w:type="dxa"/>
+          <w:right w:w="100" w:type="dxa"/>
+        </w:tblCellMar>
+        <w:tblLook w:val="04A0" w:firstRow="1" w:lastRow="0" w:firstColumn="0" w:lastColumn="0" w:noHBand="0" w:noVBand="1"/>
+      </w:tblPr>
+      <w:tblGrid>
+        <w:gridCol w:w="3000"/>
+        <w:gridCol w:w="3177"/>
+        <w:gridCol w:w="3177"/>
+      </w:tblGrid>
+      <w:tr>
+        <w:trPr>
+          <w:cantSplit/>
+          <w:tblHeader/>
+        </w:trPr>
+        <w:tc>
+          <w:tcPr>
+            <w:tcW w:w="3000" w:type="dxa"/>
+            <w:shd w:val="clear" w:color="auto" w:fill="D9D9D9"/>
+            <w:vAlign w:val="center"/>
+          </w:tcPr>
+          <w:p>
+            <w:pPr>
+              <w:pStyle w:val="TableText"/>
+              <w:jc w:val="center"/>
+            </w:pPr>
+            <w:r>
+              <w:rPr>
+                <w:b w:val="1"/>
+                <w:bCs w:val="1"/>
+              </w:rPr>
+              <w:t xml:space="preserve">Действие</w:t>
+            </w:r>
+          </w:p>
+        </w:tc>
+        <w:tc>
+          <w:tcPr>
+            <w:tcW w:w="3177" w:type="dxa"/>
+            <w:shd w:val="clear" w:color="auto" w:fill="D9D9D9"/>
+            <w:vAlign w:val="center"/>
+          </w:tcPr>
+          <w:p>
+            <w:pPr>
+              <w:pStyle w:val="TableText"/>
+              <w:jc w:val="center"/>
+            </w:pPr>
+            <w:r>
+              <w:rPr>
+                <w:b w:val="1"/>
+                <w:bCs w:val="1"/>
+              </w:rPr>
+              <w:t xml:space="preserve">Штатно</w:t>
+            </w:r>
+          </w:p>
+        </w:tc>
+        <w:tc>
+          <w:tcPr>
+            <w:tcW w:w="3177" w:type="dxa"/>
+            <w:shd w:val="clear" w:color="auto" w:fill="D9D9D9"/>
+            <w:vAlign w:val="center"/>
+          </w:tcPr>
+          <w:p>
+            <w:pPr>
+              <w:pStyle w:val="TableText"/>
+              <w:jc w:val="center"/>
+            </w:pPr>
+            <w:r>
+              <w:rPr>
+                <w:b w:val="1"/>
+                <w:bCs w:val="1"/>
+              </w:rPr>
+              <w:t xml:space="preserve">Внештатно</w:t>
+            </w:r>
+          </w:p>
+        </w:tc>
+      </w:tr>
+      <w:tr>
+        <w:trPr>
+          <w:cantSplit/>
+        </w:trPr>
+        <w:tc>
+          <w:tcPr>
+            <w:tcW w:w="3000" w:type="dxa"/>
+            <w:vAlign w:val="top"/>
+          </w:tcPr>
+          <w:p>
+            <w:pPr>
+              <w:pStyle w:val="TableText"/>
+            </w:pPr>
+            <w:r>
+              <w:t xml:space="preserve">Сохранение смены с концом раньше начала</w:t>
+            </w:r>
+          </w:p>
+        </w:tc>
+        <w:tc>
+          <w:tcPr>
+            <w:tcW w:w="3177" w:type="dxa"/>
+            <w:vAlign w:val="top"/>
+          </w:tcPr>
+          <w:p>
+            <w:pPr>
+              <w:pStyle w:val="TableText"/>
+            </w:pPr>
+            <w:r>
+              <w:t xml:space="preserve">ночная смена, +1 сутки</w:t>
+            </w:r>
+          </w:p>
+        </w:tc>
+        <w:tc>
+          <w:tcPr>
+            <w:tcW w:w="3177" w:type="dxa"/>
+            <w:vAlign w:val="top"/>
+          </w:tcPr>
+          <w:p>
+            <w:pPr>
+              <w:pStyle w:val="TableText"/>
+            </w:pPr>
+            <w:r>
+              <w:t xml:space="preserve">ошибка, смена не сохранена</w:t>
+            </w:r>
+          </w:p>
+        </w:tc>
+      </w:tr>
+      <w:tr>
+        <w:trPr>
+          <w:cantSplit/>
+        </w:trPr>
+        <w:tc>
+          <w:tcPr>
+            <w:tcW w:w="3000" w:type="dxa"/>
+            <w:vAlign w:val="top"/>
+          </w:tcPr>
+          <w:p>
+            <w:pPr>
+              <w:pStyle w:val="TableText"/>
+            </w:pPr>
+            <w:r>
+              <w:t xml:space="preserve">Дублирование смены сотрудника на ту же дату</w:t>
+            </w:r>
+          </w:p>
+        </w:tc>
+        <w:tc>
+          <w:tcPr>
+            <w:tcW w:w="3177" w:type="dxa"/>
+            <w:vAlign w:val="top"/>
+          </w:tcPr>
+          <w:p>
+            <w:pPr>
+              <w:pStyle w:val="TableText"/>
+            </w:pPr>
+            <w:r>
+              <w:t xml:space="preserve">ошибка «смена уже есть»</w:t>
+            </w:r>
+          </w:p>
+        </w:tc>
+        <w:tc>
+          <w:tcPr>
+            <w:tcW w:w="3177" w:type="dxa"/>
+            <w:vAlign w:val="top"/>
+          </w:tcPr>
+          <w:p>
+            <w:pPr>
+              <w:pStyle w:val="TableText"/>
+            </w:pPr>
+            <w:r>
+              <w:t xml:space="preserve">вторая смена сохранена</w:t>
+            </w:r>
+          </w:p>
+        </w:tc>
+      </w:tr>
+      <w:tr>
+        <w:trPr>
+          <w:cantSplit/>
+        </w:trPr>
+        <w:tc>
+          <w:tcPr>
+            <w:tcW w:w="3000" w:type="dxa"/>
+            <w:vAlign w:val="top"/>
+          </w:tcPr>
+          <w:p>
+            <w:pPr>
+              <w:pStyle w:val="TableText"/>
+            </w:pPr>
+            <w:r>
+              <w:t xml:space="preserve">Экспорт отчёта</w:t>
+            </w:r>
+          </w:p>
+        </w:tc>
+        <w:tc>
+          <w:tcPr>
+            <w:tcW w:w="3177" w:type="dxa"/>
+            <w:vAlign w:val="top"/>
+          </w:tcPr>
+          <w:p>
+            <w:pPr>
+              <w:pStyle w:val="TableText"/>
+            </w:pPr>
+            <w:r>
+              <w:t xml:space="preserve">файл создан, пользователь уведомлён</w:t>
+            </w:r>
+          </w:p>
+        </w:tc>
+        <w:tc>
+          <w:tcPr>
+            <w:tcW w:w="3177" w:type="dxa"/>
+            <w:vAlign w:val="top"/>
+          </w:tcPr>
+          <w:p>
+            <w:pPr>
+              <w:pStyle w:val="TableText"/>
+            </w:pPr>
+            <w:r>
+              <w:t xml:space="preserve">пустой/битый файл без сообщения</w:t>
+            </w:r>
+          </w:p>
+        </w:tc>
+      </w:tr>
+      <w:tr>
+        <w:trPr>
+          <w:cantSplit/>
+        </w:trPr>
+        <w:tc>
+          <w:tcPr>
+            <w:tcW w:w="3000" w:type="dxa"/>
+            <w:vAlign w:val="top"/>
+          </w:tcPr>
+          <w:p>
+            <w:pPr>
+              <w:pStyle w:val="TableText"/>
+            </w:pPr>
+            <w:r>
+              <w:t xml:space="preserve">Вход с неверным паролем</w:t>
+            </w:r>
+          </w:p>
+        </w:tc>
+        <w:tc>
+          <w:tcPr>
+            <w:tcW w:w="3177" w:type="dxa"/>
+            <w:vAlign w:val="top"/>
+          </w:tcPr>
+          <w:p>
+            <w:pPr>
+              <w:pStyle w:val="TableText"/>
+            </w:pPr>
+            <w:r>
+              <w:t xml:space="preserve">сообщение об ошибке</w:t>
+            </w:r>
+          </w:p>
+        </w:tc>
+        <w:tc>
+          <w:tcPr>
+            <w:tcW w:w="3177" w:type="dxa"/>
+            <w:vAlign w:val="top"/>
+          </w:tcPr>
+          <w:p>
+            <w:pPr>
+              <w:pStyle w:val="TableText"/>
+            </w:pPr>
+            <w:r>
+              <w:t xml:space="preserve">traceback или вход выполнен</w:t>
+            </w:r>
+          </w:p>
+        </w:tc>
+      </w:tr>
+    </w:tbl>
+    <w:p>
+      <w:pPr>
         <w:pStyle w:val="Heading2"/>
       </w:pPr>
-      <w:bookmarkStart w:colFirst="0" w:colLast="0" w:name="_oj8qyw6l3cg" w:id="48"/>
-      <w:bookmarkEnd w:id="48"/>
       <w:r>
         <w:t xml:space="preserve">7.2. Предварительные испытания</w:t>
       </w:r>
     </w:p>
     <w:p>
-      <w:pPr/>
       <w:r>
         <w:t xml:space="preserve">Предварительные испытания проводятся после завершения разработки основных функциональных возможностей программы для автоматизации отчётности по рабочим сменам (PAWS) с целью проверки работоспособности реализованных функций и выявления несоответствий требованиям настоящего технического задания.</w:t>
       </w:r>
     </w:p>
     <w:p>
-      <w:pPr/>
       <w:r>
         <w:t xml:space="preserve">В рамках предварительных испытаний проверяются:</w:t>
       </w:r>
@@ -3656,13 +3981,11 @@
       </w:r>
     </w:p>
     <w:p>
-      <w:pPr/>
       <w:r>
         <w:t xml:space="preserve">Предварительные испытания проводятся на основании разработанной программы и методики испытаний. Результаты проверки каждой функции должны фиксироваться в соответствии с установленным порядком проведения испытаний.</w:t>
       </w:r>
     </w:p>
     <w:p>
-      <w:pPr/>
       <w:r>
         <w:t xml:space="preserve">По результатам предварительных испытаний должен быть составлен протокол, содержащий перечень проверенных функций, результаты испытаний, выявленные замечания и сведения об их устранении. При обнаружении критических ошибок, препятствующих выполнению основных функций программы, они должны быть устранены до перехода к следующему этапу испытаний.</w:t>
       </w:r>
@@ -3671,20 +3994,16 @@
       <w:pPr>
         <w:pStyle w:val="Heading2"/>
       </w:pPr>
-      <w:bookmarkStart w:colFirst="0" w:colLast="0" w:name="_8j7tdqh5a89b" w:id="49"/>
-      <w:bookmarkEnd w:id="49"/>
       <w:r>
         <w:t xml:space="preserve">7.3. Опытная эксплуатация</w:t>
       </w:r>
     </w:p>
     <w:p>
-      <w:pPr/>
       <w:r>
         <w:t xml:space="preserve">Опытная эксплуатация программы PAWS проводится с целью проверки её работоспособности в условиях, максимально приближённых к реальному использованию, а также оценки удобства выполнения основных операций пользователями.</w:t>
       </w:r>
     </w:p>
     <w:p>
-      <w:pPr/>
       <w:r>
         <w:t xml:space="preserve">В ходе опытной эксплуатации проверяются:</w:t>
       </w:r>
@@ -3882,19 +4201,16 @@
       </w:r>
     </w:p>
     <w:p>
-      <w:pPr/>
       <w:r>
         <w:t xml:space="preserve">В процессе опытной эксплуатации пользователи должны выполнять типовые операции, предусмотренные функциональным назначением программы. Выявленные ошибки, несоответствия требованиям и замечания по удобству использования должны регистрироваться с указанием условий их возникновения.</w:t>
       </w:r>
     </w:p>
     <w:p>
-      <w:pPr/>
       <w:r>
         <w:t xml:space="preserve">Выявленные ошибки, препятствующие корректной работе программы или приводящие к нарушению целостности и сохранности данных, должны быть устранены до проведения приёмо-сдаточных испытаний. Замечания, не препятствующие выполнению основных функций, должны быть рассмотрены и обработаны в установленном порядке.</w:t>
       </w:r>
     </w:p>
     <w:p>
-      <w:pPr/>
       <w:r>
         <w:t xml:space="preserve">По завершении опытной эксплуатации оформляется отчёт, содержащий сведения о периоде проведения эксплуатации, проверенных функциях, выявленных замечаниях, выполненных исправлениях и результатах работы программы.</w:t>
       </w:r>
@@ -3903,26 +4219,21 @@
       <w:pPr>
         <w:pStyle w:val="Heading2"/>
       </w:pPr>
-      <w:bookmarkStart w:colFirst="0" w:colLast="0" w:name="_bmx6pcb5fn1y" w:id="50"/>
-      <w:bookmarkEnd w:id="50"/>
       <w:r>
         <w:t xml:space="preserve">7.4. Приёмо-сдаточные испытания</w:t>
       </w:r>
     </w:p>
     <w:p>
-      <w:pPr/>
       <w:r>
         <w:t xml:space="preserve">Приёмо-сдаточные испытания проводятся для окончательной проверки соответствия программы PAWS требованиям настоящего технического задания и определения возможности её передачи заказчику.</w:t>
       </w:r>
     </w:p>
     <w:p>
-      <w:pPr/>
       <w:r>
         <w:t xml:space="preserve">Испытания проводятся по утверждённой программе и методике испытаний. Проверке подлежат основные функциональные, информационные и эксплуатационные характеристики программы.</w:t>
       </w:r>
     </w:p>
     <w:p>
-      <w:pPr/>
       <w:r>
         <w:t xml:space="preserve">В ходе приёмо-сдаточных испытаний проверяются:</w:t>
       </w:r>
@@ -4120,25 +4431,21 @@
       </w:r>
     </w:p>
     <w:p>
-      <w:pPr/>
       <w:r>
         <w:t xml:space="preserve">Результаты каждого испытания должны фиксироваться в протоколе с указанием проверяемого требования, условий проведения проверки, ожидаемого результата и фактически полученного результата.</w:t>
       </w:r>
     </w:p>
     <w:p>
-      <w:pPr/>
       <w:r>
         <w:t xml:space="preserve">При выявлении несоответствий они должны быть зарегистрированы и переданы на устранение. После исправления ошибок соответствующие испытания проводятся повторно.</w:t>
       </w:r>
     </w:p>
     <w:p>
-      <w:pPr/>
       <w:r>
         <w:t xml:space="preserve">Программа считается успешно прошедшей приёмо-сдаточные испытания при условии выполнения требований настоящего технического задания и отсутствия неустранённых несоответствий, препятствующих её штатной эксплуатации.</w:t>
       </w:r>
     </w:p>
     <w:p>
-      <w:pPr/>
       <w:r>
         <w:t xml:space="preserve">По результатам успешного прохождения приёмо-сдаточных испытаний оформляется акт сдачи-приёмки программного обеспечения.</w:t>
       </w:r>
@@ -4147,8 +4454,6 @@
       <w:pPr>
         <w:pStyle w:val="Heading1"/>
       </w:pPr>
-      <w:bookmarkStart w:colFirst="0" w:colLast="0" w:name="_jye9gg1icgwo" w:id="51"/>
-      <w:bookmarkEnd w:id="51"/>
       <w:r>
         <w:t xml:space="preserve">8. ГАРАНТИЙНАЯ ПОДДЕРЖКА</w:t>
       </w:r>
@@ -4157,20 +4462,16 @@
       <w:pPr>
         <w:pStyle w:val="Heading2"/>
       </w:pPr>
-      <w:bookmarkStart w:colFirst="0" w:colLast="0" w:name="_4sif7a14m0ye" w:id="52"/>
-      <w:bookmarkEnd w:id="52"/>
       <w:r>
         <w:t xml:space="preserve">8.1. Общие положения</w:t>
       </w:r>
     </w:p>
     <w:p>
-      <w:pPr/>
       <w:r>
         <w:t xml:space="preserve">В период гарантийной поддержки должна обеспечиваться возможность регистрации обращений, связанных с ошибками в работе программы PAWS, а также получения консультаций по вопросам её установки и эксплуатации.</w:t>
       </w:r>
     </w:p>
     <w:p>
-      <w:pPr/>
       <w:r>
         <w:t xml:space="preserve">Гарантийная поддержка должна включать:</w:t>
       </w:r>
@@ -4296,13 +4597,11 @@
       </w:r>
     </w:p>
     <w:p>
-      <w:pPr/>
       <w:r>
         <w:t xml:space="preserve">При регистрации обращения должны фиксироваться описание проблемы, условия её возникновения, затронутые функции программы и ожидаемый результат. При необходимости должны предоставляться сведения, позволяющие воспроизвести ошибку.</w:t>
       </w:r>
     </w:p>
     <w:p>
-      <w:pPr/>
       <w:r>
         <w:t xml:space="preserve">Исправления должны выполняться с учётом требований к сохранности данных и совместимости с существующей структурой базы данных. Перед установкой исправлений, способных повлиять на сохранённые сведения, рекомендуется предусмотреть создание резервной копии базы данных.</w:t>
       </w:r>
@@ -4311,14 +4610,11 @@
       <w:pPr>
         <w:pStyle w:val="Heading2"/>
       </w:pPr>
-      <w:bookmarkStart w:colFirst="0" w:colLast="0" w:name="_tjubdbm624kg" w:id="53"/>
-      <w:bookmarkEnd w:id="53"/>
       <w:r>
         <w:t xml:space="preserve">8.2. Срок гарантийной поддержки</w:t>
       </w:r>
     </w:p>
     <w:p>
-      <w:pPr/>
       <w:r>
         <w:t xml:space="preserve">Гарантийный срок устанавливается продолжительностью </w:t>
       </w:r>
@@ -4334,16 +4630,11 @@
       </w:r>
     </w:p>
     <w:p>
-      <w:pPr/>
       <w:r>
         <w:t xml:space="preserve">В течение гарантийного срока разработчик должен обеспечивать рассмотрение обращений и устранение подтверждённых ошибок программного обеспечения в порядке, установленном условиями гарантийной поддержки.</w:t>
       </w:r>
     </w:p>
     <w:p>
-      <w:pPr>
-        <w:keepNext/>
-        <w:spacing w:after="120"/>
-      </w:pPr>
       <w:r>
         <w:t xml:space="preserve">Для определения очередности обработки обращений рекомендуется использовать следующую классификацию:</w:t>
       </w:r>
@@ -4390,7 +4681,6 @@
               </w:rPr>
               <w:t xml:space="preserve">Приоритет</w:t>
             </w:r>
-            <w:r/>
           </w:p>
         </w:tc>
         <w:tc>
@@ -4411,7 +4701,6 @@
               </w:rPr>
               <w:t xml:space="preserve">Описание</w:t>
             </w:r>
-            <w:r/>
           </w:p>
         </w:tc>
         <w:tc>
@@ -4432,7 +4721,6 @@
               </w:rPr>
               <w:t xml:space="preserve">Максимальный срок устранения</w:t>
             </w:r>
-            <w:r/>
           </w:p>
         </w:tc>
       </w:tr>
@@ -4587,7 +4875,6 @@
       </w:r>
     </w:p>
     <w:p>
-      <w:pPr/>
       <w:r>
         <w:t xml:space="preserve">Гарантийная поддержка не должна приводить к несанкционированному изменению или удалению данных, содержащихся в базе данных программы.</w:t>
       </w:r>
@@ -4596,8 +4883,6 @@
       <w:pPr>
         <w:pStyle w:val="Heading1"/>
       </w:pPr>
-      <w:bookmarkStart w:colFirst="0" w:colLast="0" w:name="_da104988nv36" w:id="54"/>
-      <w:bookmarkEnd w:id="54"/>
       <w:r>
         <w:t xml:space="preserve">9. ТРЕБОВАНИЯ К ПРОГРАММНОЙ ДОКУМЕНТАЦИИ</w:t>
       </w:r>
@@ -4606,14 +4891,11 @@
       <w:pPr>
         <w:pStyle w:val="Heading2"/>
       </w:pPr>
-      <w:bookmarkStart w:colFirst="0" w:colLast="0" w:name="_vyi582m3cv92" w:id="55"/>
-      <w:bookmarkEnd w:id="55"/>
       <w:r>
         <w:t xml:space="preserve">9.1. Требования к составу документации</w:t>
       </w:r>
     </w:p>
     <w:p>
-      <w:pPr/>
       <w:r>
         <w:t xml:space="preserve">В рамках разработки программы PAWS должны быть подготовлены и переданы заказчику следующие документы:</w:t>
       </w:r>
@@ -4763,13 +5045,11 @@
       </w:r>
     </w:p>
     <w:p>
-      <w:pPr/>
       <w:r>
         <w:t xml:space="preserve">По согласованию с заказчиком дополнительно могут предоставляться схемы архитектуры программы, схемы структуры базы данных, описание используемых программных компонентов и иные материалы, необходимые для сопровождения программного обеспечения.</w:t>
       </w:r>
     </w:p>
     <w:p>
-      <w:pPr/>
       <w:r>
         <w:t xml:space="preserve">Также заказчику должны быть переданы исходные тексты программы, файлы проекта и другие материалы, необходимые для её дальнейшего использования, установки и сопровождения, в объёме, предусмотренном условиями разработки.</w:t>
       </w:r>
@@ -4778,26 +5058,21 @@
       <w:pPr>
         <w:pStyle w:val="Heading2"/>
       </w:pPr>
-      <w:bookmarkStart w:colFirst="0" w:colLast="0" w:name="_yqu8ha86e979" w:id="56"/>
-      <w:bookmarkEnd w:id="56"/>
       <w:r>
         <w:t xml:space="preserve">9.2. Требования к оформлению документации</w:t>
       </w:r>
     </w:p>
     <w:p>
-      <w:pPr/>
       <w:r>
         <w:t xml:space="preserve">Документация должна быть выполнена на русском языке и предоставляться в электронном виде.</w:t>
       </w:r>
     </w:p>
     <w:p>
-      <w:pPr/>
       <w:r>
         <w:t xml:space="preserve">Основные текстовые документы должны предоставляться в форматах DOCX и (или) PDF. При необходимости отдельные технические материалы могут предоставляться в других форматах, обеспечивающих возможность их просмотра и использования.</w:t>
       </w:r>
     </w:p>
     <w:p>
-      <w:pPr/>
       <w:r>
         <w:t xml:space="preserve">Документация должна содержать:</w:t>
       </w:r>
@@ -4887,13 +5162,11 @@
       </w:r>
     </w:p>
     <w:p>
-      <w:pPr/>
       <w:r>
         <w:t xml:space="preserve">Описание структуры базы данных должно обеспечивать понимание назначения основных информационных объектов, их атрибутов и взаимосвязей. Руководство пользователя должно содержать последовательность действий при выполнении типовых операций. Инструкция по резервному копированию и восстановлению данных должна описывать порядок выполнения соответствующих процедур, если они предусмотрены реализованной программой.</w:t>
       </w:r>
     </w:p>
     <w:p>
-      <w:pPr/>
       <w:r>
         <w:t xml:space="preserve">Документация должна соответствовать требованиям настоящего технического задания и применимым стандартам оформления технической документации.</w:t>
       </w:r>
@@ -4902,8 +5175,6 @@
       <w:pPr>
         <w:pStyle w:val="Heading1"/>
       </w:pPr>
-      <w:bookmarkStart w:colFirst="0" w:colLast="0" w:name="_6x0rk86qgfxe" w:id="57"/>
-      <w:bookmarkEnd w:id="57"/>
       <w:r>
         <w:t xml:space="preserve">10. ТРЕБОВАНИЯ К РАЗРАБОТЧИКУ</w:t>
       </w:r>
@@ -4912,20 +5183,16 @@
       <w:pPr>
         <w:pStyle w:val="Heading2"/>
       </w:pPr>
-      <w:bookmarkStart w:colFirst="0" w:colLast="0" w:name="_t2tcdagp3vqs" w:id="58"/>
-      <w:bookmarkEnd w:id="58"/>
       <w:r>
         <w:t xml:space="preserve">10.1. Общие требования</w:t>
       </w:r>
     </w:p>
     <w:p>
-      <w:pPr/>
       <w:r>
         <w:t xml:space="preserve">Разработчик должен обладать знаниями и навыками, необходимыми для проектирования, разработки, тестирования и документирования программы PAWS.</w:t>
       </w:r>
     </w:p>
     <w:p>
-      <w:pPr/>
       <w:r>
         <w:t xml:space="preserve">Разработчик должен обеспечить:</w:t>
       </w:r>
@@ -5087,7 +5354,6 @@
       </w:r>
     </w:p>
     <w:p>
-      <w:pPr/>
       <w:r>
         <w:t xml:space="preserve">Разработка должна выполняться с учётом требований к надёжности, удобству эксплуатации, защите информации и возможности дальнейшего сопровождения программы.</w:t>
       </w:r>
@@ -5096,14 +5362,11 @@
       <w:pPr>
         <w:pStyle w:val="Heading2"/>
       </w:pPr>
-      <w:bookmarkStart w:colFirst="0" w:colLast="0" w:name="_w9akyya6coiy" w:id="59"/>
-      <w:bookmarkEnd w:id="59"/>
       <w:r>
         <w:t xml:space="preserve">10.2. Требования к квалификации</w:t>
       </w:r>
     </w:p>
     <w:p>
-      <w:pPr/>
       <w:r>
         <w:t xml:space="preserve">Разработчик должен обладать навыками, необходимыми для выполнения следующих видов работ:</w:t>
       </w:r>
@@ -5265,7 +5528,6 @@
       </w:r>
     </w:p>
     <w:p>
-      <w:pPr/>
       <w:r>
         <w:t xml:space="preserve">При разработке программы должны учитываться требования к защите информации, предотвращению несанкционированного доступа и сохранности пользовательских данных. Используемые программные средства и технологии должны обеспечивать реализацию предусмотренных функций и соответствовать установленным требованиям к условиям эксплуатации.</w:t>
       </w:r>
@@ -9405,6 +9667,22 @@
         <w:insideV w:val="single" w:sz="4" w:space="0" w:color="000000"/>
       </w:tblBorders>
     </w:tblPr>
+  </w:style>
+  <w:style w:type="paragraph" w:styleId="Code">
+    <w:name w:val="Code"/>
+    <w:basedOn w:val="Normal"/>
+    <w:qFormat/>
+    <w:pPr>
+      <w:shd w:val="clear" w:color="auto" w:fill="F2F2F2"/>
+      <w:spacing w:before="0" w:after="0" w:line="240" w:lineRule="auto"/>
+      <w:ind w:firstLine="0"/>
+      <w:jc w:val="left"/>
+    </w:pPr>
+    <w:rPr>
+      <w:rFonts w:ascii="Courier New" w:hAnsi="Courier New" w:cs="Courier New" w:eastAsia="Courier New"/>
+      <w:sz w:val="20"/>
+      <w:szCs w:val="20"/>
+    </w:rPr>
   </w:style>
 </w:styles>
 </file>
